--- a/DOCUMENTAÇÃO/SPRINTS/Sprint 3.docx
+++ b/DOCUMENTAÇÃO/SPRINTS/Sprint 3.docx
@@ -37,10 +37,259 @@
           <w:rFonts w:ascii="Arial" w:hAnsi="Arial" w:cs="Arial"/>
         </w:rPr>
       </w:pPr>
-      <w:r>
-        <w:rPr>
-          <w:rFonts w:ascii="Arial" w:hAnsi="Arial" w:cs="Arial"/>
-        </w:rPr>
+    </w:p>
+    <w:p>
+      <w:pPr>
+        <w:spacing w:after="0" w:line="360" w:lineRule="auto"/>
+        <w:ind w:firstLine="709"/>
+        <w:jc w:val="both"/>
+        <w:rPr>
+          <w:rFonts w:ascii="Arial" w:hAnsi="Arial" w:cs="Arial"/>
+        </w:rPr>
+      </w:pPr>
+      <w:r>
+        <w:rPr>
+          <w:rFonts w:ascii="Arial" w:hAnsi="Arial" w:cs="Arial"/>
+        </w:rPr>
+        <w:t xml:space="preserve">Na Sprint 3, foi feito a modelagem do banco de dados do sistema que vai controlar o estoque da </w:t>
+      </w:r>
+      <w:proofErr w:type="spellStart"/>
+      <w:r>
+        <w:rPr>
+          <w:rFonts w:ascii="Arial" w:hAnsi="Arial" w:cs="Arial"/>
+        </w:rPr>
+        <w:t>ConstruMais</w:t>
+      </w:r>
+      <w:proofErr w:type="spellEnd"/>
+      <w:r>
+        <w:rPr>
+          <w:rFonts w:ascii="Arial" w:hAnsi="Arial" w:cs="Arial"/>
+        </w:rPr>
+        <w:t xml:space="preserve">, com o objetivo de estabelecer uma estrutura que possa ser utilizada depois durante a implementação do sistema e organizar as informações necessárias para o funcionamento da aplicação </w:t>
+      </w:r>
+    </w:p>
+    <w:p>
+      <w:pPr>
+        <w:spacing w:after="0" w:line="360" w:lineRule="auto"/>
+        <w:ind w:firstLine="709"/>
+        <w:jc w:val="both"/>
+        <w:rPr>
+          <w:rFonts w:ascii="Arial" w:hAnsi="Arial" w:cs="Arial"/>
+        </w:rPr>
+      </w:pPr>
+    </w:p>
+    <w:p>
+      <w:pPr>
+        <w:spacing w:after="0" w:line="360" w:lineRule="auto"/>
+        <w:ind w:firstLine="709"/>
+        <w:jc w:val="both"/>
+        <w:rPr>
+          <w:rFonts w:ascii="Arial" w:hAnsi="Arial" w:cs="Arial"/>
+        </w:rPr>
+      </w:pPr>
+      <w:r>
+        <w:rPr>
+          <w:rFonts w:ascii="Arial" w:hAnsi="Arial" w:cs="Arial"/>
+        </w:rPr>
+        <w:t xml:space="preserve">Primeiramente, foram selecionadas as entidades do sistema, conforme os requisitos solicitados nas etapas anteriores. As entidades selecionadas são responsáveis por representar os principais elementos envolvidos no gerenciamento dos materiais e operações da empresa. </w:t>
+      </w:r>
+    </w:p>
+    <w:p>
+      <w:pPr>
+        <w:spacing w:after="0" w:line="360" w:lineRule="auto"/>
+        <w:ind w:firstLine="709"/>
+        <w:jc w:val="both"/>
+        <w:rPr>
+          <w:rFonts w:ascii="Arial" w:hAnsi="Arial" w:cs="Arial"/>
+        </w:rPr>
+      </w:pPr>
+    </w:p>
+    <w:p>
+      <w:pPr>
+        <w:spacing w:after="0" w:line="360" w:lineRule="auto"/>
+        <w:ind w:firstLine="709"/>
+        <w:jc w:val="both"/>
+        <w:rPr>
+          <w:rFonts w:ascii="Arial" w:hAnsi="Arial" w:cs="Arial"/>
+        </w:rPr>
+      </w:pPr>
+      <w:r>
+        <w:rPr>
+          <w:rFonts w:ascii="Arial" w:hAnsi="Arial" w:cs="Arial"/>
+        </w:rPr>
+        <w:t xml:space="preserve">Depois da definição das entidades, foram definidos os atributos de cada entidade, identificando as informações que deveriam ser armazenadas. </w:t>
+      </w:r>
+    </w:p>
+    <w:p>
+      <w:pPr>
+        <w:spacing w:after="0" w:line="360" w:lineRule="auto"/>
+        <w:ind w:firstLine="709"/>
+        <w:jc w:val="both"/>
+        <w:rPr>
+          <w:rFonts w:ascii="Arial" w:hAnsi="Arial" w:cs="Arial"/>
+        </w:rPr>
+      </w:pPr>
+    </w:p>
+    <w:p>
+      <w:pPr>
+        <w:spacing w:after="0" w:line="360" w:lineRule="auto"/>
+        <w:ind w:firstLine="709"/>
+        <w:jc w:val="both"/>
+        <w:rPr>
+          <w:rFonts w:ascii="Arial" w:hAnsi="Arial" w:cs="Arial"/>
+        </w:rPr>
+      </w:pPr>
+    </w:p>
+    <w:p>
+      <w:pPr>
+        <w:spacing w:after="0" w:line="360" w:lineRule="auto"/>
+        <w:ind w:firstLine="709"/>
+        <w:jc w:val="both"/>
+        <w:rPr>
+          <w:rFonts w:ascii="Arial" w:hAnsi="Arial" w:cs="Arial"/>
+        </w:rPr>
+      </w:pPr>
+    </w:p>
+    <w:p>
+      <w:pPr>
+        <w:spacing w:after="0" w:line="360" w:lineRule="auto"/>
+        <w:ind w:firstLine="709"/>
+        <w:jc w:val="both"/>
+        <w:rPr>
+          <w:rFonts w:ascii="Arial" w:hAnsi="Arial" w:cs="Arial"/>
+        </w:rPr>
+      </w:pPr>
+      <w:r>
+        <w:rPr>
+          <w:rFonts w:ascii="Arial" w:hAnsi="Arial" w:cs="Arial"/>
+        </w:rPr>
+        <w:t xml:space="preserve">Após isso, foi feito o diagrama entidade-relacionamento, mostrando graficamente todas as entidades com cada atributo e os seus relacionamentos. Foram </w:t>
+      </w:r>
+      <w:proofErr w:type="gramStart"/>
+      <w:r>
+        <w:rPr>
+          <w:rFonts w:ascii="Arial" w:hAnsi="Arial" w:cs="Arial"/>
+        </w:rPr>
+        <w:t>definido</w:t>
+      </w:r>
+      <w:proofErr w:type="gramEnd"/>
+      <w:r>
+        <w:rPr>
+          <w:rFonts w:ascii="Arial" w:hAnsi="Arial" w:cs="Arial"/>
+        </w:rPr>
+        <w:t xml:space="preserve"> as chaves primárias e as chaves estrangeiras para identificar os registros e estabelecer as relações entre as tabelas. </w:t>
+      </w:r>
+    </w:p>
+    <w:p>
+      <w:pPr>
+        <w:spacing w:after="0" w:line="360" w:lineRule="auto"/>
+        <w:ind w:firstLine="709"/>
+        <w:jc w:val="both"/>
+        <w:rPr>
+          <w:rFonts w:ascii="Arial" w:hAnsi="Arial" w:cs="Arial"/>
+        </w:rPr>
+      </w:pPr>
+    </w:p>
+    <w:p>
+      <w:pPr>
+        <w:spacing w:after="0" w:line="360" w:lineRule="auto"/>
+        <w:ind w:firstLine="709"/>
+        <w:jc w:val="both"/>
+        <w:rPr>
+          <w:rFonts w:ascii="Arial" w:hAnsi="Arial" w:cs="Arial"/>
+        </w:rPr>
+      </w:pPr>
+      <w:r>
+        <w:rPr>
+          <w:rFonts w:ascii="Arial" w:hAnsi="Arial" w:cs="Arial"/>
+        </w:rPr>
+        <w:t>A modelagem do banco de dados permitiu estruturar as informações de forma correta juntamente com as funcionalidades previstas para o sistema. Dessa forma, a sprint 3 trouxe resultados que estabeleceram a base para a futura implementação do banco de dados no SQL Server</w:t>
+      </w:r>
+    </w:p>
+    <w:p>
+      <w:pPr>
+        <w:spacing w:after="0" w:line="360" w:lineRule="auto"/>
+        <w:ind w:firstLine="709"/>
+        <w:jc w:val="both"/>
+        <w:rPr>
+          <w:rFonts w:ascii="Arial" w:hAnsi="Arial" w:cs="Arial"/>
+        </w:rPr>
+      </w:pPr>
+    </w:p>
+    <w:p>
+      <w:pPr>
+        <w:spacing w:after="0" w:line="360" w:lineRule="auto"/>
+        <w:ind w:firstLine="709"/>
+        <w:jc w:val="both"/>
+        <w:rPr>
+          <w:rFonts w:ascii="Arial" w:hAnsi="Arial" w:cs="Arial"/>
+        </w:rPr>
+      </w:pPr>
+    </w:p>
+    <w:p>
+      <w:pPr>
+        <w:spacing w:after="0" w:line="360" w:lineRule="auto"/>
+        <w:ind w:firstLine="709"/>
+        <w:jc w:val="both"/>
+        <w:rPr>
+          <w:rFonts w:ascii="Arial" w:hAnsi="Arial" w:cs="Arial"/>
+        </w:rPr>
+      </w:pPr>
+    </w:p>
+    <w:p>
+      <w:pPr>
+        <w:spacing w:after="0" w:line="360" w:lineRule="auto"/>
+        <w:ind w:firstLine="709"/>
+        <w:jc w:val="both"/>
+        <w:rPr>
+          <w:rFonts w:ascii="Arial" w:hAnsi="Arial" w:cs="Arial"/>
+        </w:rPr>
+      </w:pPr>
+    </w:p>
+    <w:p>
+      <w:pPr>
+        <w:spacing w:after="0" w:line="360" w:lineRule="auto"/>
+        <w:ind w:firstLine="709"/>
+        <w:jc w:val="both"/>
+        <w:rPr>
+          <w:rFonts w:ascii="Arial" w:hAnsi="Arial" w:cs="Arial"/>
+        </w:rPr>
+      </w:pPr>
+    </w:p>
+    <w:p>
+      <w:pPr>
+        <w:spacing w:after="0" w:line="360" w:lineRule="auto"/>
+        <w:ind w:firstLine="709"/>
+        <w:jc w:val="both"/>
+        <w:rPr>
+          <w:rFonts w:ascii="Arial" w:hAnsi="Arial" w:cs="Arial"/>
+        </w:rPr>
+      </w:pPr>
+    </w:p>
+    <w:p>
+      <w:pPr>
+        <w:spacing w:after="0" w:line="360" w:lineRule="auto"/>
+        <w:ind w:firstLine="709"/>
+        <w:jc w:val="both"/>
+        <w:rPr>
+          <w:rFonts w:ascii="Arial" w:hAnsi="Arial" w:cs="Arial"/>
+        </w:rPr>
+      </w:pPr>
+    </w:p>
+    <w:p>
+      <w:pPr>
+        <w:spacing w:after="0" w:line="360" w:lineRule="auto"/>
+        <w:ind w:firstLine="709"/>
+        <w:jc w:val="both"/>
+        <w:rPr>
+          <w:rFonts w:ascii="Arial" w:hAnsi="Arial" w:cs="Arial"/>
+        </w:rPr>
+      </w:pPr>
+      <w:r>
+        <w:rPr>
+          <w:rFonts w:ascii="Arial" w:hAnsi="Arial" w:cs="Arial"/>
+        </w:rPr>
+        <w:lastRenderedPageBreak/>
         <w:t xml:space="preserve">ENTIDADES E SEUS ATRIBUTOS </w:t>
       </w:r>
     </w:p>
@@ -53,252 +302,19 @@
           <w:rFonts w:ascii="Arial" w:hAnsi="Arial" w:cs="Arial"/>
         </w:rPr>
       </w:pPr>
-    </w:p>
-    <w:p>
-      <w:pPr>
-        <w:spacing w:after="0" w:line="360" w:lineRule="auto"/>
-        <w:ind w:firstLine="709"/>
-        <w:jc w:val="both"/>
-        <w:rPr>
-          <w:rFonts w:ascii="Arial" w:hAnsi="Arial" w:cs="Arial"/>
-        </w:rPr>
-      </w:pPr>
-      <w:r>
-        <w:rPr>
-          <w:rFonts w:ascii="Arial" w:hAnsi="Arial" w:cs="Arial"/>
-        </w:rPr>
-        <w:t xml:space="preserve">Na Sprint 3, foi feito a modelagem do banco de dados do sistema que vai controlar o estoque da </w:t>
-      </w:r>
-      <w:proofErr w:type="spellStart"/>
-      <w:r>
-        <w:rPr>
-          <w:rFonts w:ascii="Arial" w:hAnsi="Arial" w:cs="Arial"/>
-        </w:rPr>
-        <w:t>ConstruMais</w:t>
-      </w:r>
-      <w:proofErr w:type="spellEnd"/>
-      <w:r>
-        <w:rPr>
-          <w:rFonts w:ascii="Arial" w:hAnsi="Arial" w:cs="Arial"/>
-        </w:rPr>
-        <w:t xml:space="preserve">, com o objetivo de estabelecer uma estrutura que possa ser utilizada depois durante a implementação do sistema e organizar as informações necessárias para o funcionamento da aplicação </w:t>
-      </w:r>
-    </w:p>
-    <w:p>
-      <w:pPr>
-        <w:spacing w:after="0" w:line="360" w:lineRule="auto"/>
-        <w:ind w:firstLine="709"/>
-        <w:jc w:val="both"/>
-        <w:rPr>
-          <w:rFonts w:ascii="Arial" w:hAnsi="Arial" w:cs="Arial"/>
-        </w:rPr>
-      </w:pPr>
-    </w:p>
-    <w:p>
-      <w:pPr>
-        <w:spacing w:after="0" w:line="360" w:lineRule="auto"/>
-        <w:ind w:firstLine="709"/>
-        <w:jc w:val="both"/>
-        <w:rPr>
-          <w:rFonts w:ascii="Arial" w:hAnsi="Arial" w:cs="Arial"/>
-        </w:rPr>
-      </w:pPr>
-      <w:r>
-        <w:rPr>
-          <w:rFonts w:ascii="Arial" w:hAnsi="Arial" w:cs="Arial"/>
-        </w:rPr>
-        <w:t xml:space="preserve">Primeiramente, foram selecionadas as entidades do sistema, conforme os requisitos solicitados nas etapas anteriores. As entidades selecionadas são responsáveis por representar os principais elementos envolvidos no gerenciamento dos materiais e operações da empresa. </w:t>
-      </w:r>
-    </w:p>
-    <w:p>
-      <w:pPr>
-        <w:spacing w:after="0" w:line="360" w:lineRule="auto"/>
-        <w:ind w:firstLine="709"/>
-        <w:jc w:val="both"/>
-        <w:rPr>
-          <w:rFonts w:ascii="Arial" w:hAnsi="Arial" w:cs="Arial"/>
-        </w:rPr>
-      </w:pPr>
-    </w:p>
-    <w:p>
-      <w:pPr>
-        <w:spacing w:after="0" w:line="360" w:lineRule="auto"/>
-        <w:ind w:firstLine="709"/>
-        <w:jc w:val="both"/>
-        <w:rPr>
-          <w:rFonts w:ascii="Arial" w:hAnsi="Arial" w:cs="Arial"/>
-        </w:rPr>
-      </w:pPr>
-      <w:r>
-        <w:rPr>
-          <w:rFonts w:ascii="Arial" w:hAnsi="Arial" w:cs="Arial"/>
-        </w:rPr>
-        <w:t xml:space="preserve">Depois da definição das </w:t>
-      </w:r>
-      <w:r>
-        <w:rPr>
-          <w:rFonts w:ascii="Arial" w:hAnsi="Arial" w:cs="Arial"/>
-        </w:rPr>
-        <w:t>entidades, foram</w:t>
-      </w:r>
-      <w:r>
-        <w:rPr>
-          <w:rFonts w:ascii="Arial" w:hAnsi="Arial" w:cs="Arial"/>
-        </w:rPr>
-        <w:t xml:space="preserve"> definidos os atributos de cada entidade, identificando as informações que deveriam ser armazenadas. </w:t>
-      </w:r>
-    </w:p>
-    <w:p>
-      <w:pPr>
-        <w:spacing w:after="0" w:line="360" w:lineRule="auto"/>
-        <w:ind w:firstLine="709"/>
-        <w:jc w:val="both"/>
-        <w:rPr>
-          <w:rFonts w:ascii="Arial" w:hAnsi="Arial" w:cs="Arial"/>
-        </w:rPr>
-      </w:pPr>
-    </w:p>
-    <w:p>
-      <w:pPr>
-        <w:spacing w:after="0" w:line="360" w:lineRule="auto"/>
-        <w:ind w:firstLine="709"/>
-        <w:jc w:val="both"/>
-        <w:rPr>
-          <w:rFonts w:ascii="Arial" w:hAnsi="Arial" w:cs="Arial"/>
-        </w:rPr>
-      </w:pPr>
-    </w:p>
-    <w:p>
-      <w:pPr>
-        <w:spacing w:after="0" w:line="360" w:lineRule="auto"/>
-        <w:ind w:firstLine="709"/>
-        <w:jc w:val="both"/>
-        <w:rPr>
-          <w:rFonts w:ascii="Arial" w:hAnsi="Arial" w:cs="Arial"/>
-        </w:rPr>
-      </w:pPr>
-    </w:p>
-    <w:p>
-      <w:pPr>
-        <w:spacing w:after="0" w:line="360" w:lineRule="auto"/>
-        <w:ind w:firstLine="709"/>
-        <w:jc w:val="both"/>
-        <w:rPr>
-          <w:rFonts w:ascii="Arial" w:hAnsi="Arial" w:cs="Arial"/>
-        </w:rPr>
-      </w:pPr>
-      <w:r>
-        <w:rPr>
-          <w:rFonts w:ascii="Arial" w:hAnsi="Arial" w:cs="Arial"/>
-        </w:rPr>
-        <w:t xml:space="preserve">Após isso, foi feito o diagrama entidade-relacionamento, mostrando graficamente todas as entidades com cada atributo e os seus relacionamentos. </w:t>
-      </w:r>
-      <w:r>
-        <w:rPr>
-          <w:rFonts w:ascii="Arial" w:hAnsi="Arial" w:cs="Arial"/>
-        </w:rPr>
-        <w:t>Foram</w:t>
-      </w:r>
-      <w:r>
-        <w:rPr>
-          <w:rFonts w:ascii="Arial" w:hAnsi="Arial" w:cs="Arial"/>
-        </w:rPr>
-        <w:t xml:space="preserve"> </w:t>
-      </w:r>
-      <w:proofErr w:type="gramStart"/>
-      <w:r>
-        <w:rPr>
-          <w:rFonts w:ascii="Arial" w:hAnsi="Arial" w:cs="Arial"/>
-        </w:rPr>
-        <w:t>definido</w:t>
-      </w:r>
-      <w:proofErr w:type="gramEnd"/>
-      <w:r>
-        <w:rPr>
-          <w:rFonts w:ascii="Arial" w:hAnsi="Arial" w:cs="Arial"/>
-        </w:rPr>
-        <w:t xml:space="preserve"> as chaves primárias e as chaves estrangeiras para identificar os registros e estabelecer as relações entre as tabelas. </w:t>
-      </w:r>
-    </w:p>
-    <w:p>
-      <w:pPr>
-        <w:spacing w:after="0" w:line="360" w:lineRule="auto"/>
-        <w:ind w:firstLine="709"/>
-        <w:jc w:val="both"/>
-        <w:rPr>
-          <w:rFonts w:ascii="Arial" w:hAnsi="Arial" w:cs="Arial"/>
-        </w:rPr>
-      </w:pPr>
-    </w:p>
-    <w:p>
-      <w:pPr>
-        <w:spacing w:after="0" w:line="360" w:lineRule="auto"/>
-        <w:ind w:firstLine="709"/>
-        <w:jc w:val="both"/>
-        <w:rPr>
-          <w:rFonts w:ascii="Arial" w:hAnsi="Arial" w:cs="Arial"/>
-        </w:rPr>
-      </w:pPr>
-      <w:r>
-        <w:rPr>
-          <w:rFonts w:ascii="Arial" w:hAnsi="Arial" w:cs="Arial"/>
-        </w:rPr>
-        <w:t>A modelagem do banco de dados permitiu estruturar as informações de forma correta juntamente com as funcionalidades previstas para o sistema. Dessa forma, a sprint 3 trouxe resultados que estabeleceram a base para a futura implementação do banco de dados no SQL Server</w:t>
-      </w:r>
-    </w:p>
-    <w:p>
-      <w:pPr>
-        <w:spacing w:after="0" w:line="360" w:lineRule="auto"/>
-        <w:ind w:firstLine="709"/>
-        <w:jc w:val="both"/>
-        <w:rPr>
-          <w:rFonts w:ascii="Arial" w:hAnsi="Arial" w:cs="Arial"/>
-        </w:rPr>
-      </w:pPr>
-    </w:p>
-    <w:p>
-      <w:pPr>
-        <w:spacing w:after="0" w:line="360" w:lineRule="auto"/>
-        <w:ind w:firstLine="709"/>
-        <w:jc w:val="both"/>
-        <w:rPr>
-          <w:rFonts w:ascii="Arial" w:hAnsi="Arial" w:cs="Arial"/>
-        </w:rPr>
-      </w:pPr>
-    </w:p>
-    <w:p>
-      <w:pPr>
-        <w:spacing w:after="0" w:line="360" w:lineRule="auto"/>
-        <w:ind w:firstLine="709"/>
-        <w:jc w:val="both"/>
-        <w:rPr>
-          <w:rFonts w:ascii="Arial" w:hAnsi="Arial" w:cs="Arial"/>
-        </w:rPr>
-      </w:pPr>
-    </w:p>
-    <w:p>
-      <w:pPr>
-        <w:spacing w:after="0" w:line="360" w:lineRule="auto"/>
-        <w:ind w:firstLine="709"/>
-        <w:jc w:val="both"/>
-        <w:rPr>
-          <w:rFonts w:ascii="Arial" w:hAnsi="Arial" w:cs="Arial"/>
-        </w:rPr>
-      </w:pPr>
       <w:r>
         <w:rPr>
           <w:rFonts w:ascii="Arial" w:hAnsi="Arial" w:cs="Arial"/>
           <w:noProof/>
         </w:rPr>
-        <w:lastRenderedPageBreak/>
         <w:drawing>
-          <wp:anchor distT="0" distB="0" distL="114300" distR="114300" simplePos="0" relativeHeight="251658240" behindDoc="0" locked="0" layoutInCell="1" allowOverlap="1" wp14:anchorId="5A8A3D8E" wp14:editId="502533B8">
+          <wp:anchor distT="0" distB="0" distL="114300" distR="114300" simplePos="0" relativeHeight="251658240" behindDoc="0" locked="0" layoutInCell="1" allowOverlap="1" wp14:anchorId="5A8A3D8E" wp14:editId="4DBE34FD">
             <wp:simplePos x="0" y="0"/>
             <wp:positionH relativeFrom="margin">
-              <wp:align>center</wp:align>
+              <wp:align>left</wp:align>
             </wp:positionH>
             <wp:positionV relativeFrom="page">
-              <wp:posOffset>1025978</wp:posOffset>
+              <wp:posOffset>1330325</wp:posOffset>
             </wp:positionV>
             <wp:extent cx="5619750" cy="4076700"/>
             <wp:effectExtent l="0" t="0" r="0" b="0"/>
@@ -545,19 +561,11 @@
         <w:t xml:space="preserve">- </w:t>
       </w:r>
       <w:proofErr w:type="spellStart"/>
-      <w:proofErr w:type="gramStart"/>
-      <w:r>
-        <w:rPr>
-          <w:rFonts w:ascii="Arial" w:hAnsi="Arial" w:cs="Arial"/>
-        </w:rPr>
-        <w:t>quantidade</w:t>
-      </w:r>
-      <w:proofErr w:type="gramEnd"/>
-      <w:r>
-        <w:rPr>
-          <w:rFonts w:ascii="Arial" w:hAnsi="Arial" w:cs="Arial"/>
-        </w:rPr>
-        <w:t>_estoque</w:t>
+      <w:r>
+        <w:rPr>
+          <w:rFonts w:ascii="Arial" w:hAnsi="Arial" w:cs="Arial"/>
+        </w:rPr>
+        <w:t>quantidade_estoque</w:t>
       </w:r>
       <w:proofErr w:type="spellEnd"/>
     </w:p>
@@ -578,19 +586,11 @@
         <w:t xml:space="preserve">- </w:t>
       </w:r>
       <w:proofErr w:type="spellStart"/>
-      <w:proofErr w:type="gramStart"/>
-      <w:r>
-        <w:rPr>
-          <w:rFonts w:ascii="Arial" w:hAnsi="Arial" w:cs="Arial"/>
-        </w:rPr>
-        <w:t>estoque</w:t>
-      </w:r>
-      <w:proofErr w:type="gramEnd"/>
-      <w:r>
-        <w:rPr>
-          <w:rFonts w:ascii="Arial" w:hAnsi="Arial" w:cs="Arial"/>
-        </w:rPr>
-        <w:t>_minimo</w:t>
+      <w:r>
+        <w:rPr>
+          <w:rFonts w:ascii="Arial" w:hAnsi="Arial" w:cs="Arial"/>
+        </w:rPr>
+        <w:t>estoque_minimo</w:t>
       </w:r>
       <w:proofErr w:type="spellEnd"/>
     </w:p>
@@ -611,19 +611,11 @@
         <w:t xml:space="preserve">- </w:t>
       </w:r>
       <w:proofErr w:type="spellStart"/>
-      <w:proofErr w:type="gramStart"/>
-      <w:r>
-        <w:rPr>
-          <w:rFonts w:ascii="Arial" w:hAnsi="Arial" w:cs="Arial"/>
-        </w:rPr>
-        <w:t>id</w:t>
-      </w:r>
-      <w:proofErr w:type="gramEnd"/>
-      <w:r>
-        <w:rPr>
-          <w:rFonts w:ascii="Arial" w:hAnsi="Arial" w:cs="Arial"/>
-        </w:rPr>
-        <w:t>_categoria</w:t>
+      <w:r>
+        <w:rPr>
+          <w:rFonts w:ascii="Arial" w:hAnsi="Arial" w:cs="Arial"/>
+        </w:rPr>
+        <w:t>id_categoria</w:t>
       </w:r>
       <w:proofErr w:type="spellEnd"/>
       <w:r>
@@ -682,19 +674,11 @@
         <w:t xml:space="preserve">- </w:t>
       </w:r>
       <w:proofErr w:type="spellStart"/>
-      <w:proofErr w:type="gramStart"/>
-      <w:r>
-        <w:rPr>
-          <w:rFonts w:ascii="Arial" w:hAnsi="Arial" w:cs="Arial"/>
-        </w:rPr>
-        <w:t>id</w:t>
-      </w:r>
-      <w:proofErr w:type="gramEnd"/>
-      <w:r>
-        <w:rPr>
-          <w:rFonts w:ascii="Arial" w:hAnsi="Arial" w:cs="Arial"/>
-        </w:rPr>
-        <w:t>_categoria</w:t>
+      <w:r>
+        <w:rPr>
+          <w:rFonts w:ascii="Arial" w:hAnsi="Arial" w:cs="Arial"/>
+        </w:rPr>
+        <w:t>id_categoria</w:t>
       </w:r>
       <w:proofErr w:type="spellEnd"/>
       <w:r>
@@ -718,47 +702,25 @@
         <w:rPr>
           <w:rFonts w:ascii="Arial" w:hAnsi="Arial" w:cs="Arial"/>
         </w:rPr>
-        <w:t xml:space="preserve">- </w:t>
-      </w:r>
-      <w:proofErr w:type="gramStart"/>
-      <w:r>
-        <w:rPr>
-          <w:rFonts w:ascii="Arial" w:hAnsi="Arial" w:cs="Arial"/>
-        </w:rPr>
-        <w:t>nome</w:t>
-      </w:r>
-      <w:proofErr w:type="gramEnd"/>
-      <w:r>
-        <w:rPr>
-          <w:rFonts w:ascii="Arial" w:hAnsi="Arial" w:cs="Arial"/>
-        </w:rPr>
-        <w:t xml:space="preserve"> </w:t>
-      </w:r>
-    </w:p>
-    <w:p>
-      <w:pPr>
-        <w:pStyle w:val="PargrafodaLista"/>
-        <w:spacing w:after="0" w:line="360" w:lineRule="auto"/>
-        <w:ind w:firstLine="709"/>
-        <w:jc w:val="both"/>
-        <w:rPr>
-          <w:rFonts w:ascii="Arial" w:hAnsi="Arial" w:cs="Arial"/>
-        </w:rPr>
-      </w:pPr>
-      <w:r>
-        <w:rPr>
-          <w:rFonts w:ascii="Arial" w:hAnsi="Arial" w:cs="Arial"/>
-        </w:rPr>
-        <w:t xml:space="preserve">- </w:t>
-      </w:r>
-      <w:proofErr w:type="gramStart"/>
-      <w:r>
-        <w:rPr>
-          <w:rFonts w:ascii="Arial" w:hAnsi="Arial" w:cs="Arial"/>
-        </w:rPr>
-        <w:t>descrição</w:t>
-      </w:r>
-      <w:proofErr w:type="gramEnd"/>
+        <w:t xml:space="preserve">- nome </w:t>
+      </w:r>
+    </w:p>
+    <w:p>
+      <w:pPr>
+        <w:pStyle w:val="PargrafodaLista"/>
+        <w:spacing w:after="0" w:line="360" w:lineRule="auto"/>
+        <w:ind w:firstLine="709"/>
+        <w:jc w:val="both"/>
+        <w:rPr>
+          <w:rFonts w:ascii="Arial" w:hAnsi="Arial" w:cs="Arial"/>
+        </w:rPr>
+      </w:pPr>
+      <w:r>
+        <w:rPr>
+          <w:rFonts w:ascii="Arial" w:hAnsi="Arial" w:cs="Arial"/>
+        </w:rPr>
+        <w:t>- descrição</w:t>
+      </w:r>
     </w:p>
     <w:p>
       <w:pPr>
@@ -789,6 +751,7 @@
         <w:rPr>
           <w:rFonts w:ascii="Arial" w:hAnsi="Arial" w:cs="Arial"/>
         </w:rPr>
+        <w:lastRenderedPageBreak/>
         <w:t xml:space="preserve">Usuário </w:t>
       </w:r>
     </w:p>
@@ -808,19 +771,11 @@
         <w:t xml:space="preserve">    - </w:t>
       </w:r>
       <w:proofErr w:type="spellStart"/>
-      <w:proofErr w:type="gramStart"/>
-      <w:r>
-        <w:rPr>
-          <w:rFonts w:ascii="Arial" w:hAnsi="Arial" w:cs="Arial"/>
-        </w:rPr>
-        <w:t>id</w:t>
-      </w:r>
-      <w:proofErr w:type="gramEnd"/>
-      <w:r>
-        <w:rPr>
-          <w:rFonts w:ascii="Arial" w:hAnsi="Arial" w:cs="Arial"/>
-        </w:rPr>
-        <w:t>_usuario</w:t>
+      <w:r>
+        <w:rPr>
+          <w:rFonts w:ascii="Arial" w:hAnsi="Arial" w:cs="Arial"/>
+        </w:rPr>
+        <w:t>id_usuario</w:t>
       </w:r>
       <w:proofErr w:type="spellEnd"/>
       <w:r>
@@ -844,73 +799,48 @@
         <w:rPr>
           <w:rFonts w:ascii="Arial" w:hAnsi="Arial" w:cs="Arial"/>
         </w:rPr>
-        <w:lastRenderedPageBreak/>
+        <w:t>- nome</w:t>
+      </w:r>
+    </w:p>
+    <w:p>
+      <w:pPr>
+        <w:pStyle w:val="PargrafodaLista"/>
+        <w:spacing w:after="0" w:line="360" w:lineRule="auto"/>
+        <w:ind w:firstLine="709"/>
+        <w:jc w:val="both"/>
+        <w:rPr>
+          <w:rFonts w:ascii="Arial" w:hAnsi="Arial" w:cs="Arial"/>
+        </w:rPr>
+      </w:pPr>
+      <w:r>
+        <w:rPr>
+          <w:rFonts w:ascii="Arial" w:hAnsi="Arial" w:cs="Arial"/>
+        </w:rPr>
+        <w:t>- login</w:t>
+      </w:r>
+    </w:p>
+    <w:p>
+      <w:pPr>
+        <w:pStyle w:val="PargrafodaLista"/>
+        <w:spacing w:after="0" w:line="360" w:lineRule="auto"/>
+        <w:ind w:firstLine="709"/>
+        <w:jc w:val="both"/>
+        <w:rPr>
+          <w:rFonts w:ascii="Arial" w:hAnsi="Arial" w:cs="Arial"/>
+        </w:rPr>
+      </w:pPr>
+      <w:r>
+        <w:rPr>
+          <w:rFonts w:ascii="Arial" w:hAnsi="Arial" w:cs="Arial"/>
+        </w:rPr>
         <w:t xml:space="preserve">- </w:t>
       </w:r>
-      <w:proofErr w:type="gramStart"/>
-      <w:r>
-        <w:rPr>
-          <w:rFonts w:ascii="Arial" w:hAnsi="Arial" w:cs="Arial"/>
-        </w:rPr>
-        <w:t>nome</w:t>
-      </w:r>
-      <w:proofErr w:type="gramEnd"/>
-    </w:p>
-    <w:p>
-      <w:pPr>
-        <w:pStyle w:val="PargrafodaLista"/>
-        <w:spacing w:after="0" w:line="360" w:lineRule="auto"/>
-        <w:ind w:firstLine="709"/>
-        <w:jc w:val="both"/>
-        <w:rPr>
-          <w:rFonts w:ascii="Arial" w:hAnsi="Arial" w:cs="Arial"/>
-        </w:rPr>
-      </w:pPr>
-      <w:r>
-        <w:rPr>
-          <w:rFonts w:ascii="Arial" w:hAnsi="Arial" w:cs="Arial"/>
-        </w:rPr>
-        <w:t xml:space="preserve">- </w:t>
-      </w:r>
-      <w:proofErr w:type="gramStart"/>
-      <w:r>
-        <w:rPr>
-          <w:rFonts w:ascii="Arial" w:hAnsi="Arial" w:cs="Arial"/>
-        </w:rPr>
-        <w:t>login</w:t>
-      </w:r>
-      <w:proofErr w:type="gramEnd"/>
-    </w:p>
-    <w:p>
-      <w:pPr>
-        <w:pStyle w:val="PargrafodaLista"/>
-        <w:spacing w:after="0" w:line="360" w:lineRule="auto"/>
-        <w:ind w:firstLine="709"/>
-        <w:jc w:val="both"/>
-        <w:rPr>
-          <w:rFonts w:ascii="Arial" w:hAnsi="Arial" w:cs="Arial"/>
-        </w:rPr>
-      </w:pPr>
-      <w:r>
-        <w:rPr>
-          <w:rFonts w:ascii="Arial" w:hAnsi="Arial" w:cs="Arial"/>
-        </w:rPr>
-        <w:t xml:space="preserve">- </w:t>
-      </w:r>
       <w:proofErr w:type="spellStart"/>
-      <w:proofErr w:type="gramStart"/>
-      <w:r>
-        <w:rPr>
-          <w:rFonts w:ascii="Arial" w:hAnsi="Arial" w:cs="Arial"/>
-        </w:rPr>
-        <w:t>senha</w:t>
-      </w:r>
-      <w:proofErr w:type="gramEnd"/>
-      <w:r>
-        <w:rPr>
-          <w:rFonts w:ascii="Arial" w:hAnsi="Arial" w:cs="Arial"/>
-        </w:rPr>
-        <w:t>_hash</w:t>
+      <w:r>
+        <w:rPr>
+          <w:rFonts w:ascii="Arial" w:hAnsi="Arial" w:cs="Arial"/>
+        </w:rPr>
+        <w:t>senha_hash</w:t>
       </w:r>
       <w:proofErr w:type="spellEnd"/>
     </w:p>
@@ -928,47 +858,25 @@
         <w:rPr>
           <w:rFonts w:ascii="Arial" w:hAnsi="Arial" w:cs="Arial"/>
         </w:rPr>
-        <w:t xml:space="preserve">- </w:t>
-      </w:r>
-      <w:proofErr w:type="gramStart"/>
-      <w:r>
-        <w:rPr>
-          <w:rFonts w:ascii="Arial" w:hAnsi="Arial" w:cs="Arial"/>
-        </w:rPr>
-        <w:t>perfil</w:t>
-      </w:r>
-      <w:proofErr w:type="gramEnd"/>
-      <w:r>
-        <w:rPr>
-          <w:rFonts w:ascii="Arial" w:hAnsi="Arial" w:cs="Arial"/>
-        </w:rPr>
-        <w:t xml:space="preserve"> (gerente ou funcionário)</w:t>
-      </w:r>
-    </w:p>
-    <w:p>
-      <w:pPr>
-        <w:pStyle w:val="PargrafodaLista"/>
-        <w:spacing w:after="0" w:line="360" w:lineRule="auto"/>
-        <w:ind w:firstLine="709"/>
-        <w:jc w:val="both"/>
-        <w:rPr>
-          <w:rFonts w:ascii="Arial" w:hAnsi="Arial" w:cs="Arial"/>
-        </w:rPr>
-      </w:pPr>
-      <w:r>
-        <w:rPr>
-          <w:rFonts w:ascii="Arial" w:hAnsi="Arial" w:cs="Arial"/>
-        </w:rPr>
-        <w:t xml:space="preserve">- </w:t>
-      </w:r>
-      <w:proofErr w:type="gramStart"/>
-      <w:r>
-        <w:rPr>
-          <w:rFonts w:ascii="Arial" w:hAnsi="Arial" w:cs="Arial"/>
-        </w:rPr>
-        <w:t>ativo</w:t>
-      </w:r>
-      <w:proofErr w:type="gramEnd"/>
+        <w:t>- perfil (gerente ou funcionário)</w:t>
+      </w:r>
+    </w:p>
+    <w:p>
+      <w:pPr>
+        <w:pStyle w:val="PargrafodaLista"/>
+        <w:spacing w:after="0" w:line="360" w:lineRule="auto"/>
+        <w:ind w:firstLine="709"/>
+        <w:jc w:val="both"/>
+        <w:rPr>
+          <w:rFonts w:ascii="Arial" w:hAnsi="Arial" w:cs="Arial"/>
+        </w:rPr>
+      </w:pPr>
+      <w:r>
+        <w:rPr>
+          <w:rFonts w:ascii="Arial" w:hAnsi="Arial" w:cs="Arial"/>
+        </w:rPr>
+        <w:t>- ativo</w:t>
+      </w:r>
     </w:p>
     <w:p>
       <w:pPr>
@@ -1019,19 +927,11 @@
         <w:t xml:space="preserve">- </w:t>
       </w:r>
       <w:proofErr w:type="spellStart"/>
-      <w:proofErr w:type="gramStart"/>
-      <w:r>
-        <w:rPr>
-          <w:rFonts w:ascii="Arial" w:hAnsi="Arial" w:cs="Arial"/>
-        </w:rPr>
-        <w:t>d</w:t>
-      </w:r>
-      <w:proofErr w:type="gramEnd"/>
-      <w:r>
-        <w:rPr>
-          <w:rFonts w:ascii="Arial" w:hAnsi="Arial" w:cs="Arial"/>
-        </w:rPr>
-        <w:t>_fornecedor</w:t>
+      <w:r>
+        <w:rPr>
+          <w:rFonts w:ascii="Arial" w:hAnsi="Arial" w:cs="Arial"/>
+        </w:rPr>
+        <w:t>d_fornecedor</w:t>
       </w:r>
       <w:proofErr w:type="spellEnd"/>
       <w:r>
@@ -1055,16 +955,50 @@
         <w:rPr>
           <w:rFonts w:ascii="Arial" w:hAnsi="Arial" w:cs="Arial"/>
         </w:rPr>
+        <w:t>- nome</w:t>
+      </w:r>
+    </w:p>
+    <w:p>
+      <w:pPr>
+        <w:pStyle w:val="PargrafodaLista"/>
+        <w:spacing w:after="0" w:line="360" w:lineRule="auto"/>
+        <w:ind w:firstLine="709"/>
+        <w:jc w:val="both"/>
+        <w:rPr>
+          <w:rFonts w:ascii="Arial" w:hAnsi="Arial" w:cs="Arial"/>
+        </w:rPr>
+      </w:pPr>
+      <w:r>
+        <w:rPr>
+          <w:rFonts w:ascii="Arial" w:hAnsi="Arial" w:cs="Arial"/>
+        </w:rPr>
         <w:t xml:space="preserve">- </w:t>
       </w:r>
-      <w:proofErr w:type="gramStart"/>
-      <w:r>
-        <w:rPr>
-          <w:rFonts w:ascii="Arial" w:hAnsi="Arial" w:cs="Arial"/>
-        </w:rPr>
-        <w:t>nome</w:t>
-      </w:r>
-      <w:proofErr w:type="gramEnd"/>
+      <w:proofErr w:type="spellStart"/>
+      <w:r>
+        <w:rPr>
+          <w:rFonts w:ascii="Arial" w:hAnsi="Arial" w:cs="Arial"/>
+        </w:rPr>
+        <w:t>cnpj</w:t>
+      </w:r>
+      <w:proofErr w:type="spellEnd"/>
+    </w:p>
+    <w:p>
+      <w:pPr>
+        <w:pStyle w:val="PargrafodaLista"/>
+        <w:spacing w:after="0" w:line="360" w:lineRule="auto"/>
+        <w:ind w:firstLine="709"/>
+        <w:jc w:val="both"/>
+        <w:rPr>
+          <w:rFonts w:ascii="Arial" w:hAnsi="Arial" w:cs="Arial"/>
+        </w:rPr>
+      </w:pPr>
+      <w:r>
+        <w:rPr>
+          <w:rFonts w:ascii="Arial" w:hAnsi="Arial" w:cs="Arial"/>
+        </w:rPr>
+        <w:t>- telefone</w:t>
+      </w:r>
     </w:p>
     <w:p>
       <w:pPr>
@@ -1083,67 +1017,13 @@
         <w:t xml:space="preserve">- </w:t>
       </w:r>
       <w:proofErr w:type="spellStart"/>
-      <w:proofErr w:type="gramStart"/>
-      <w:r>
-        <w:rPr>
-          <w:rFonts w:ascii="Arial" w:hAnsi="Arial" w:cs="Arial"/>
-        </w:rPr>
-        <w:t>cnpj</w:t>
+      <w:r>
+        <w:rPr>
+          <w:rFonts w:ascii="Arial" w:hAnsi="Arial" w:cs="Arial"/>
+        </w:rPr>
+        <w:t>email</w:t>
       </w:r>
       <w:proofErr w:type="spellEnd"/>
-      <w:proofErr w:type="gramEnd"/>
-    </w:p>
-    <w:p>
-      <w:pPr>
-        <w:pStyle w:val="PargrafodaLista"/>
-        <w:spacing w:after="0" w:line="360" w:lineRule="auto"/>
-        <w:ind w:firstLine="709"/>
-        <w:jc w:val="both"/>
-        <w:rPr>
-          <w:rFonts w:ascii="Arial" w:hAnsi="Arial" w:cs="Arial"/>
-        </w:rPr>
-      </w:pPr>
-      <w:r>
-        <w:rPr>
-          <w:rFonts w:ascii="Arial" w:hAnsi="Arial" w:cs="Arial"/>
-        </w:rPr>
-        <w:t xml:space="preserve">- </w:t>
-      </w:r>
-      <w:proofErr w:type="gramStart"/>
-      <w:r>
-        <w:rPr>
-          <w:rFonts w:ascii="Arial" w:hAnsi="Arial" w:cs="Arial"/>
-        </w:rPr>
-        <w:t>telefone</w:t>
-      </w:r>
-      <w:proofErr w:type="gramEnd"/>
-    </w:p>
-    <w:p>
-      <w:pPr>
-        <w:pStyle w:val="PargrafodaLista"/>
-        <w:spacing w:after="0" w:line="360" w:lineRule="auto"/>
-        <w:ind w:firstLine="709"/>
-        <w:jc w:val="both"/>
-        <w:rPr>
-          <w:rFonts w:ascii="Arial" w:hAnsi="Arial" w:cs="Arial"/>
-        </w:rPr>
-      </w:pPr>
-      <w:r>
-        <w:rPr>
-          <w:rFonts w:ascii="Arial" w:hAnsi="Arial" w:cs="Arial"/>
-        </w:rPr>
-        <w:t xml:space="preserve">- </w:t>
-      </w:r>
-      <w:proofErr w:type="spellStart"/>
-      <w:proofErr w:type="gramStart"/>
-      <w:r>
-        <w:rPr>
-          <w:rFonts w:ascii="Arial" w:hAnsi="Arial" w:cs="Arial"/>
-        </w:rPr>
-        <w:t>email</w:t>
-      </w:r>
-      <w:proofErr w:type="spellEnd"/>
-      <w:proofErr w:type="gramEnd"/>
     </w:p>
     <w:p>
       <w:pPr>
@@ -1194,19 +1074,11 @@
         <w:t xml:space="preserve">- </w:t>
       </w:r>
       <w:proofErr w:type="spellStart"/>
-      <w:proofErr w:type="gramStart"/>
-      <w:r>
-        <w:rPr>
-          <w:rFonts w:ascii="Arial" w:hAnsi="Arial" w:cs="Arial"/>
-        </w:rPr>
-        <w:t>id</w:t>
-      </w:r>
-      <w:proofErr w:type="gramEnd"/>
-      <w:r>
-        <w:rPr>
-          <w:rFonts w:ascii="Arial" w:hAnsi="Arial" w:cs="Arial"/>
-        </w:rPr>
-        <w:t>_movimentacao</w:t>
+      <w:r>
+        <w:rPr>
+          <w:rFonts w:ascii="Arial" w:hAnsi="Arial" w:cs="Arial"/>
+        </w:rPr>
+        <w:t>id_movimentacao</w:t>
       </w:r>
       <w:proofErr w:type="spellEnd"/>
       <w:r>
@@ -1233,19 +1105,11 @@
         <w:t xml:space="preserve">- </w:t>
       </w:r>
       <w:proofErr w:type="spellStart"/>
-      <w:proofErr w:type="gramStart"/>
-      <w:r>
-        <w:rPr>
-          <w:rFonts w:ascii="Arial" w:hAnsi="Arial" w:cs="Arial"/>
-        </w:rPr>
-        <w:t>id</w:t>
-      </w:r>
-      <w:proofErr w:type="gramEnd"/>
-      <w:r>
-        <w:rPr>
-          <w:rFonts w:ascii="Arial" w:hAnsi="Arial" w:cs="Arial"/>
-        </w:rPr>
-        <w:t>_produto</w:t>
+      <w:r>
+        <w:rPr>
+          <w:rFonts w:ascii="Arial" w:hAnsi="Arial" w:cs="Arial"/>
+        </w:rPr>
+        <w:t>id_produto</w:t>
       </w:r>
       <w:proofErr w:type="spellEnd"/>
       <w:r>
@@ -1272,19 +1136,11 @@
         <w:t xml:space="preserve">- </w:t>
       </w:r>
       <w:proofErr w:type="spellStart"/>
-      <w:proofErr w:type="gramStart"/>
-      <w:r>
-        <w:rPr>
-          <w:rFonts w:ascii="Arial" w:hAnsi="Arial" w:cs="Arial"/>
-        </w:rPr>
-        <w:t>id</w:t>
-      </w:r>
-      <w:proofErr w:type="gramEnd"/>
-      <w:r>
-        <w:rPr>
-          <w:rFonts w:ascii="Arial" w:hAnsi="Arial" w:cs="Arial"/>
-        </w:rPr>
-        <w:t>_usuario</w:t>
+      <w:r>
+        <w:rPr>
+          <w:rFonts w:ascii="Arial" w:hAnsi="Arial" w:cs="Arial"/>
+        </w:rPr>
+        <w:t>id_usuario</w:t>
       </w:r>
       <w:proofErr w:type="spellEnd"/>
       <w:r>
@@ -1311,19 +1167,11 @@
         <w:t xml:space="preserve">- </w:t>
       </w:r>
       <w:proofErr w:type="spellStart"/>
-      <w:proofErr w:type="gramStart"/>
-      <w:r>
-        <w:rPr>
-          <w:rFonts w:ascii="Arial" w:hAnsi="Arial" w:cs="Arial"/>
-        </w:rPr>
-        <w:t>id</w:t>
-      </w:r>
-      <w:proofErr w:type="gramEnd"/>
-      <w:r>
-        <w:rPr>
-          <w:rFonts w:ascii="Arial" w:hAnsi="Arial" w:cs="Arial"/>
-        </w:rPr>
-        <w:t>_fornecedor</w:t>
+      <w:r>
+        <w:rPr>
+          <w:rFonts w:ascii="Arial" w:hAnsi="Arial" w:cs="Arial"/>
+        </w:rPr>
+        <w:t>id_fornecedor</w:t>
       </w:r>
       <w:proofErr w:type="spellEnd"/>
       <w:r>
@@ -1350,19 +1198,11 @@
         <w:t xml:space="preserve">- </w:t>
       </w:r>
       <w:proofErr w:type="spellStart"/>
-      <w:proofErr w:type="gramStart"/>
-      <w:r>
-        <w:rPr>
-          <w:rFonts w:ascii="Arial" w:hAnsi="Arial" w:cs="Arial"/>
-        </w:rPr>
-        <w:t>tipo</w:t>
-      </w:r>
-      <w:proofErr w:type="gramEnd"/>
-      <w:r>
-        <w:rPr>
-          <w:rFonts w:ascii="Arial" w:hAnsi="Arial" w:cs="Arial"/>
-        </w:rPr>
-        <w:t>_movimentacao</w:t>
+      <w:r>
+        <w:rPr>
+          <w:rFonts w:ascii="Arial" w:hAnsi="Arial" w:cs="Arial"/>
+        </w:rPr>
+        <w:t>tipo_movimentacao</w:t>
       </w:r>
       <w:proofErr w:type="spellEnd"/>
       <w:r>
@@ -1386,16 +1226,33 @@
         <w:rPr>
           <w:rFonts w:ascii="Arial" w:hAnsi="Arial" w:cs="Arial"/>
         </w:rPr>
+        <w:t>- quantidade</w:t>
+      </w:r>
+    </w:p>
+    <w:p>
+      <w:pPr>
+        <w:pStyle w:val="PargrafodaLista"/>
+        <w:spacing w:after="0" w:line="360" w:lineRule="auto"/>
+        <w:ind w:firstLine="709"/>
+        <w:jc w:val="both"/>
+        <w:rPr>
+          <w:rFonts w:ascii="Arial" w:hAnsi="Arial" w:cs="Arial"/>
+        </w:rPr>
+      </w:pPr>
+      <w:r>
+        <w:rPr>
+          <w:rFonts w:ascii="Arial" w:hAnsi="Arial" w:cs="Arial"/>
+        </w:rPr>
         <w:t xml:space="preserve">- </w:t>
       </w:r>
-      <w:proofErr w:type="gramStart"/>
-      <w:r>
-        <w:rPr>
-          <w:rFonts w:ascii="Arial" w:hAnsi="Arial" w:cs="Arial"/>
-        </w:rPr>
-        <w:t>quantidade</w:t>
-      </w:r>
-      <w:proofErr w:type="gramEnd"/>
+      <w:proofErr w:type="spellStart"/>
+      <w:r>
+        <w:rPr>
+          <w:rFonts w:ascii="Arial" w:hAnsi="Arial" w:cs="Arial"/>
+        </w:rPr>
+        <w:t>data_hora</w:t>
+      </w:r>
+      <w:proofErr w:type="spellEnd"/>
     </w:p>
     <w:p>
       <w:pPr>
@@ -1414,19 +1271,11 @@
         <w:t xml:space="preserve">- </w:t>
       </w:r>
       <w:proofErr w:type="spellStart"/>
-      <w:proofErr w:type="gramStart"/>
-      <w:r>
-        <w:rPr>
-          <w:rFonts w:ascii="Arial" w:hAnsi="Arial" w:cs="Arial"/>
-        </w:rPr>
-        <w:t>data</w:t>
-      </w:r>
-      <w:proofErr w:type="gramEnd"/>
-      <w:r>
-        <w:rPr>
-          <w:rFonts w:ascii="Arial" w:hAnsi="Arial" w:cs="Arial"/>
-        </w:rPr>
-        <w:t>_hora</w:t>
+      <w:r>
+        <w:rPr>
+          <w:rFonts w:ascii="Arial" w:hAnsi="Arial" w:cs="Arial"/>
+        </w:rPr>
+        <w:t>observacao</w:t>
       </w:r>
       <w:proofErr w:type="spellEnd"/>
     </w:p>
@@ -1440,33 +1289,6 @@
           <w:rFonts w:ascii="Arial" w:hAnsi="Arial" w:cs="Arial"/>
         </w:rPr>
       </w:pPr>
-      <w:r>
-        <w:rPr>
-          <w:rFonts w:ascii="Arial" w:hAnsi="Arial" w:cs="Arial"/>
-        </w:rPr>
-        <w:t xml:space="preserve">- </w:t>
-      </w:r>
-      <w:proofErr w:type="spellStart"/>
-      <w:proofErr w:type="gramStart"/>
-      <w:r>
-        <w:rPr>
-          <w:rFonts w:ascii="Arial" w:hAnsi="Arial" w:cs="Arial"/>
-        </w:rPr>
-        <w:t>observacao</w:t>
-      </w:r>
-      <w:proofErr w:type="spellEnd"/>
-      <w:proofErr w:type="gramEnd"/>
-    </w:p>
-    <w:p>
-      <w:pPr>
-        <w:pStyle w:val="PargrafodaLista"/>
-        <w:spacing w:after="0" w:line="360" w:lineRule="auto"/>
-        <w:ind w:firstLine="709"/>
-        <w:jc w:val="both"/>
-        <w:rPr>
-          <w:rFonts w:ascii="Arial" w:hAnsi="Arial" w:cs="Arial"/>
-        </w:rPr>
-      </w:pPr>
     </w:p>
     <w:p>
       <w:pPr>
@@ -1577,64 +1399,7 @@
     </w:p>
     <w:p>
       <w:pPr>
-        <w:pStyle w:val="PargrafodaLista"/>
-        <w:spacing w:after="0" w:line="360" w:lineRule="auto"/>
-        <w:ind w:firstLine="709"/>
-        <w:jc w:val="both"/>
-        <w:rPr>
-          <w:rFonts w:ascii="Arial" w:hAnsi="Arial" w:cs="Arial"/>
-        </w:rPr>
-      </w:pPr>
-    </w:p>
-    <w:p>
-      <w:pPr>
-        <w:pStyle w:val="PargrafodaLista"/>
-        <w:spacing w:after="0" w:line="360" w:lineRule="auto"/>
-        <w:ind w:firstLine="709"/>
-        <w:jc w:val="both"/>
-        <w:rPr>
-          <w:rFonts w:ascii="Arial" w:hAnsi="Arial" w:cs="Arial"/>
-        </w:rPr>
-      </w:pPr>
-    </w:p>
-    <w:p>
-      <w:pPr>
-        <w:pStyle w:val="PargrafodaLista"/>
-        <w:spacing w:after="0" w:line="360" w:lineRule="auto"/>
-        <w:ind w:firstLine="709"/>
-        <w:jc w:val="both"/>
-        <w:rPr>
-          <w:rFonts w:ascii="Arial" w:hAnsi="Arial" w:cs="Arial"/>
-        </w:rPr>
-      </w:pPr>
-    </w:p>
-    <w:p>
-      <w:pPr>
-        <w:pStyle w:val="PargrafodaLista"/>
-        <w:spacing w:after="0" w:line="360" w:lineRule="auto"/>
-        <w:ind w:firstLine="709"/>
-        <w:jc w:val="both"/>
-        <w:rPr>
-          <w:rFonts w:ascii="Arial" w:hAnsi="Arial" w:cs="Arial"/>
-        </w:rPr>
-      </w:pPr>
-    </w:p>
-    <w:p>
-      <w:pPr>
-        <w:pStyle w:val="PargrafodaLista"/>
-        <w:spacing w:after="0" w:line="360" w:lineRule="auto"/>
-        <w:ind w:firstLine="709"/>
-        <w:jc w:val="both"/>
-        <w:rPr>
-          <w:rFonts w:ascii="Arial" w:hAnsi="Arial" w:cs="Arial"/>
-        </w:rPr>
-      </w:pPr>
-    </w:p>
-    <w:p>
-      <w:pPr>
-        <w:pStyle w:val="PargrafodaLista"/>
-        <w:spacing w:after="0" w:line="360" w:lineRule="auto"/>
-        <w:ind w:firstLine="709"/>
+        <w:spacing w:after="0" w:line="360" w:lineRule="auto"/>
         <w:jc w:val="both"/>
         <w:rPr>
           <w:rFonts w:ascii="Arial" w:hAnsi="Arial" w:cs="Arial"/>
